--- a/Pauta_trabajo.docx
+++ b/Pauta_trabajo.docx
@@ -830,19 +830,169 @@
                 <w:szCs w:val="22"/>
                 <w:lang w:val="es-CL"/>
               </w:rPr>
-              <w:t>Incluir al menos 4 fuentes primarias reales. Se puede usar IA para explorar, pero se deben verificar las fuentes.</w:t>
-            </w:r>
-          </w:p>
-          <w:p>
-            <w:pPr>
-              <w:rPr>
-                <w:rFonts w:ascii="gobCL" w:hAnsi="gobCL"/>
-                <w:color w:val="000000" w:themeColor="text1"/>
-                <w:sz w:val="22"/>
-                <w:szCs w:val="22"/>
-                <w:lang w:val="es-CL"/>
-              </w:rPr>
-            </w:pPr>
+              <w:t xml:space="preserve">Incluir al menos 4 fuentes </w:t>
+            </w:r>
+            <w:r>
+              <w:rPr>
+                <w:rFonts w:ascii="gobCL" w:hAnsi="gobCL"/>
+                <w:color w:val="000000" w:themeColor="text1"/>
+                <w:sz w:val="22"/>
+                <w:szCs w:val="22"/>
+                <w:lang w:val="es-CL"/>
+              </w:rPr>
+              <w:t xml:space="preserve">académicas </w:t>
+            </w:r>
+            <w:r>
+              <w:rPr>
+                <w:rFonts w:ascii="gobCL" w:hAnsi="gobCL"/>
+                <w:color w:val="000000" w:themeColor="text1"/>
+                <w:sz w:val="22"/>
+                <w:szCs w:val="22"/>
+                <w:lang w:val="es-CL"/>
+              </w:rPr>
+              <w:t>primarias reales</w:t>
+            </w:r>
+            <w:r>
+              <w:rPr>
+                <w:rFonts w:ascii="gobCL" w:hAnsi="gobCL"/>
+                <w:color w:val="000000" w:themeColor="text1"/>
+                <w:sz w:val="22"/>
+                <w:szCs w:val="22"/>
+                <w:lang w:val="es-CL"/>
+              </w:rPr>
+              <w:t>, de los últimos 5 años</w:t>
+            </w:r>
+            <w:r>
+              <w:rPr>
+                <w:rFonts w:ascii="gobCL" w:hAnsi="gobCL"/>
+                <w:color w:val="000000" w:themeColor="text1"/>
+                <w:sz w:val="22"/>
+                <w:szCs w:val="22"/>
+                <w:lang w:val="es-CL"/>
+              </w:rPr>
+              <w:t>. Se puede usar IA para explorar</w:t>
+            </w:r>
+            <w:r>
+              <w:rPr>
+                <w:rFonts w:ascii="gobCL" w:hAnsi="gobCL"/>
+                <w:color w:val="000000" w:themeColor="text1"/>
+                <w:sz w:val="22"/>
+                <w:szCs w:val="22"/>
+                <w:lang w:val="es-CL"/>
+              </w:rPr>
+              <w:t xml:space="preserve"> (pero no para redactar)</w:t>
+            </w:r>
+            <w:r>
+              <w:rPr>
+                <w:rFonts w:ascii="gobCL" w:hAnsi="gobCL"/>
+                <w:color w:val="000000" w:themeColor="text1"/>
+                <w:sz w:val="22"/>
+                <w:szCs w:val="22"/>
+                <w:lang w:val="es-CL"/>
+              </w:rPr>
+              <w:t>, pero se deben verificar las fuentes.</w:t>
+            </w:r>
+          </w:p>
+        </w:tc>
+      </w:tr>
+      <w:tr>
+        <w:trPr>
+          <w:trHeight w:val="785"/>
+        </w:trPr>
+        <w:tc>
+          <w:tcPr>
+            <w:tcW w:w="4414" w:type="dxa"/>
+          </w:tcPr>
+          <w:p>
+            <w:pPr>
+              <w:pStyle w:val="Listaconnmeros"/>
+              <w:numPr>
+                <w:ilvl w:val="0"/>
+                <w:numId w:val="0"/>
+              </w:numPr>
+              <w:ind w:left="360" w:hanging="360"/>
+              <w:rPr>
+                <w:rFonts w:ascii="gobCL" w:hAnsi="gobCL"/>
+                <w:color w:val="000000" w:themeColor="text1"/>
+              </w:rPr>
+            </w:pPr>
+            <w:proofErr w:type="spellStart"/>
+            <w:r>
+              <w:rPr>
+                <w:rFonts w:ascii="gobCL" w:hAnsi="gobCL"/>
+                <w:color w:val="000000" w:themeColor="text1"/>
+              </w:rPr>
+              <w:t>Objetivos</w:t>
+            </w:r>
+            <w:proofErr w:type="spellEnd"/>
+            <w:r>
+              <w:rPr>
+                <w:rFonts w:ascii="gobCL" w:hAnsi="gobCL"/>
+                <w:color w:val="000000" w:themeColor="text1"/>
+              </w:rPr>
+              <w:t xml:space="preserve"> (150 palabras)</w:t>
+            </w:r>
+          </w:p>
+          <w:p>
+            <w:pPr>
+              <w:pStyle w:val="Listaconnmeros"/>
+              <w:numPr>
+                <w:ilvl w:val="0"/>
+                <w:numId w:val="0"/>
+              </w:numPr>
+              <w:ind w:left="360" w:hanging="360"/>
+              <w:rPr>
+                <w:rFonts w:ascii="gobCL" w:hAnsi="gobCL"/>
+                <w:color w:val="000000" w:themeColor="text1"/>
+              </w:rPr>
+            </w:pPr>
+          </w:p>
+          <w:p>
+            <w:pPr>
+              <w:pStyle w:val="Listaconnmeros"/>
+              <w:numPr>
+                <w:ilvl w:val="0"/>
+                <w:numId w:val="0"/>
+              </w:numPr>
+              <w:ind w:left="360" w:hanging="360"/>
+              <w:rPr>
+                <w:rFonts w:ascii="gobCL" w:hAnsi="gobCL"/>
+                <w:color w:val="000000" w:themeColor="text1"/>
+              </w:rPr>
+            </w:pPr>
+            <w:r>
+              <w:rPr>
+                <w:rFonts w:ascii="gobCL" w:hAnsi="gobCL"/>
+                <w:color w:val="000000" w:themeColor="text1"/>
+              </w:rPr>
+              <w:t>10 puntos</w:t>
+            </w:r>
+          </w:p>
+        </w:tc>
+        <w:tc>
+          <w:tcPr>
+            <w:tcW w:w="4414" w:type="dxa"/>
+          </w:tcPr>
+          <w:p>
+            <w:pPr>
+              <w:rPr>
+                <w:rFonts w:ascii="gobCL" w:hAnsi="gobCL"/>
+                <w:color w:val="000000" w:themeColor="text1"/>
+                <w:sz w:val="22"/>
+                <w:szCs w:val="22"/>
+                <w:lang w:val="es-CL"/>
+              </w:rPr>
+            </w:pPr>
+            <w:r>
+              <w:rPr>
+                <w:rFonts w:ascii="gobCL" w:hAnsi="gobCL"/>
+                <w:color w:val="000000" w:themeColor="text1"/>
+                <w:sz w:val="22"/>
+                <w:szCs w:val="22"/>
+                <w:lang w:val="es-CL"/>
+              </w:rPr>
+              <w:t>Un objetivo general y 2–3 objetivos específicos.</w:t>
+            </w:r>
           </w:p>
         </w:tc>
       </w:tr>
@@ -870,7 +1020,7 @@
                 <w:rFonts w:ascii="gobCL" w:hAnsi="gobCL"/>
                 <w:color w:val="000000" w:themeColor="text1"/>
               </w:rPr>
-              <w:t>Objetivos</w:t>
+              <w:t>Hipótesis</w:t>
             </w:r>
             <w:proofErr w:type="spellEnd"/>
             <w:r>
@@ -939,19 +1089,40 @@
                 <w:szCs w:val="22"/>
                 <w:lang w:val="es-CL"/>
               </w:rPr>
-              <w:t>Un objetivo general y 2–3 objetivos específicos.</w:t>
-            </w:r>
-          </w:p>
-          <w:p>
-            <w:pPr>
-              <w:rPr>
-                <w:rFonts w:ascii="gobCL" w:hAnsi="gobCL"/>
-                <w:color w:val="000000" w:themeColor="text1"/>
-                <w:sz w:val="22"/>
-                <w:szCs w:val="22"/>
-                <w:lang w:val="es-CL"/>
-              </w:rPr>
-            </w:pPr>
+              <w:t>Formular hipótesis claras y medibles (si el estudio es cuantitativo).</w:t>
+            </w:r>
+          </w:p>
+          <w:p>
+            <w:pPr>
+              <w:rPr>
+                <w:rFonts w:ascii="gobCL" w:hAnsi="gobCL"/>
+                <w:color w:val="000000" w:themeColor="text1"/>
+                <w:sz w:val="22"/>
+                <w:szCs w:val="22"/>
+                <w:lang w:val="es-CL"/>
+              </w:rPr>
+            </w:pPr>
+          </w:p>
+          <w:p>
+            <w:pPr>
+              <w:rPr>
+                <w:rFonts w:ascii="gobCL" w:hAnsi="gobCL"/>
+                <w:color w:val="000000" w:themeColor="text1"/>
+                <w:sz w:val="22"/>
+                <w:szCs w:val="22"/>
+                <w:lang w:val="es-CL"/>
+              </w:rPr>
+            </w:pPr>
+            <w:r>
+              <w:rPr>
+                <w:rFonts w:ascii="gobCL" w:hAnsi="gobCL"/>
+                <w:color w:val="000000" w:themeColor="text1"/>
+                <w:sz w:val="22"/>
+                <w:szCs w:val="22"/>
+                <w:lang w:val="es-CL"/>
+              </w:rPr>
+              <w:t>Si fuera un estudio cualitativo se deben proponer preguntas directrices o expectativas.</w:t>
+            </w:r>
           </w:p>
         </w:tc>
       </w:tr>
@@ -971,23 +1142,16 @@
               <w:rPr>
                 <w:rFonts w:ascii="gobCL" w:hAnsi="gobCL"/>
                 <w:color w:val="000000" w:themeColor="text1"/>
-              </w:rPr>
-            </w:pPr>
-            <w:proofErr w:type="spellStart"/>
-            <w:r>
-              <w:rPr>
-                <w:rFonts w:ascii="gobCL" w:hAnsi="gobCL"/>
-                <w:color w:val="000000" w:themeColor="text1"/>
-              </w:rPr>
-              <w:t>Hipótesis</w:t>
-            </w:r>
-            <w:proofErr w:type="spellEnd"/>
-            <w:r>
-              <w:rPr>
-                <w:rFonts w:ascii="gobCL" w:hAnsi="gobCL"/>
-                <w:color w:val="000000" w:themeColor="text1"/>
-              </w:rPr>
-              <w:t xml:space="preserve"> (150 palabras)</w:t>
+                <w:lang w:val="es-CL"/>
+              </w:rPr>
+            </w:pPr>
+            <w:r>
+              <w:rPr>
+                <w:rFonts w:ascii="gobCL" w:hAnsi="gobCL"/>
+                <w:color w:val="000000" w:themeColor="text1"/>
+                <w:lang w:val="es-CL"/>
+              </w:rPr>
+              <w:t>Uso de IA (250 palabras)</w:t>
             </w:r>
           </w:p>
           <w:p>
@@ -1001,6 +1165,7 @@
               <w:rPr>
                 <w:rFonts w:ascii="gobCL" w:hAnsi="gobCL"/>
                 <w:color w:val="000000" w:themeColor="text1"/>
+                <w:lang w:val="es-CL"/>
               </w:rPr>
             </w:pPr>
           </w:p>
@@ -1015,14 +1180,16 @@
               <w:rPr>
                 <w:rFonts w:ascii="gobCL" w:hAnsi="gobCL"/>
                 <w:color w:val="000000" w:themeColor="text1"/>
-              </w:rPr>
-            </w:pPr>
-            <w:r>
-              <w:rPr>
-                <w:rFonts w:ascii="gobCL" w:hAnsi="gobCL"/>
-                <w:color w:val="000000" w:themeColor="text1"/>
-              </w:rPr>
-              <w:t>10 puntos</w:t>
+                <w:lang w:val="es-CL"/>
+              </w:rPr>
+            </w:pPr>
+            <w:r>
+              <w:rPr>
+                <w:rFonts w:ascii="gobCL" w:hAnsi="gobCL"/>
+                <w:color w:val="000000" w:themeColor="text1"/>
+                <w:lang w:val="es-CL"/>
+              </w:rPr>
+              <w:t>15 puntos</w:t>
             </w:r>
           </w:p>
         </w:tc>
@@ -1048,40 +1215,73 @@
                 <w:szCs w:val="22"/>
                 <w:lang w:val="es-CL"/>
               </w:rPr>
-              <w:t>Formular hipótesis claras y medibles (si el estudio es cuantitativo).</w:t>
-            </w:r>
-          </w:p>
-          <w:p>
-            <w:pPr>
-              <w:rPr>
-                <w:rFonts w:ascii="gobCL" w:hAnsi="gobCL"/>
-                <w:color w:val="000000" w:themeColor="text1"/>
-                <w:sz w:val="22"/>
-                <w:szCs w:val="22"/>
-                <w:lang w:val="es-CL"/>
-              </w:rPr>
-            </w:pPr>
-          </w:p>
-          <w:p>
-            <w:pPr>
-              <w:rPr>
-                <w:rFonts w:ascii="gobCL" w:hAnsi="gobCL"/>
-                <w:color w:val="000000" w:themeColor="text1"/>
-                <w:sz w:val="22"/>
-                <w:szCs w:val="22"/>
-                <w:lang w:val="es-CL"/>
-              </w:rPr>
-            </w:pPr>
-            <w:r>
-              <w:rPr>
-                <w:rFonts w:ascii="gobCL" w:hAnsi="gobCL"/>
-                <w:color w:val="000000" w:themeColor="text1"/>
-                <w:sz w:val="22"/>
-                <w:szCs w:val="22"/>
-                <w:lang w:val="es-CL"/>
-              </w:rPr>
-              <w:t>Si fuera un estudio cualitativo se deben proponer preguntas directrices o expectativas.</w:t>
-            </w:r>
+              <w:t xml:space="preserve">Describir herramientas utilizadas, </w:t>
+            </w:r>
+            <w:proofErr w:type="spellStart"/>
+            <w:r>
+              <w:rPr>
+                <w:rFonts w:ascii="gobCL" w:hAnsi="gobCL"/>
+                <w:color w:val="000000" w:themeColor="text1"/>
+                <w:sz w:val="22"/>
+                <w:szCs w:val="22"/>
+                <w:lang w:val="es-CL"/>
+              </w:rPr>
+              <w:t>prompts</w:t>
+            </w:r>
+            <w:proofErr w:type="spellEnd"/>
+            <w:r>
+              <w:rPr>
+                <w:rFonts w:ascii="gobCL" w:hAnsi="gobCL"/>
+                <w:color w:val="000000" w:themeColor="text1"/>
+                <w:sz w:val="22"/>
+                <w:szCs w:val="22"/>
+                <w:lang w:val="es-CL"/>
+              </w:rPr>
+              <w:t xml:space="preserve"> y cómo se modificaron los resultados.</w:t>
+            </w:r>
+          </w:p>
+          <w:p>
+            <w:pPr>
+              <w:rPr>
+                <w:rFonts w:ascii="gobCL" w:hAnsi="gobCL"/>
+                <w:color w:val="000000" w:themeColor="text1"/>
+                <w:sz w:val="22"/>
+                <w:szCs w:val="22"/>
+                <w:lang w:val="es-CL"/>
+              </w:rPr>
+            </w:pPr>
+          </w:p>
+          <w:p>
+            <w:pPr>
+              <w:rPr>
+                <w:rFonts w:ascii="gobCL" w:hAnsi="gobCL"/>
+                <w:color w:val="000000" w:themeColor="text1"/>
+                <w:sz w:val="22"/>
+                <w:szCs w:val="22"/>
+                <w:lang w:val="es-CL"/>
+              </w:rPr>
+            </w:pPr>
+            <w:r>
+              <w:rPr>
+                <w:rFonts w:ascii="gobCL" w:hAnsi="gobCL"/>
+                <w:color w:val="000000" w:themeColor="text1"/>
+                <w:sz w:val="22"/>
+                <w:szCs w:val="22"/>
+                <w:lang w:val="es-CL"/>
+              </w:rPr>
+              <w:t>El uso de la IA puede ser usado como apoyo para la búsqueda, pero no para la redacción.</w:t>
+            </w:r>
+          </w:p>
+          <w:p>
+            <w:pPr>
+              <w:rPr>
+                <w:rFonts w:ascii="gobCL" w:hAnsi="gobCL"/>
+                <w:color w:val="000000" w:themeColor="text1"/>
+                <w:sz w:val="22"/>
+                <w:szCs w:val="22"/>
+                <w:lang w:val="es-CL"/>
+              </w:rPr>
+            </w:pPr>
           </w:p>
         </w:tc>
       </w:tr>
@@ -1109,7 +1309,7 @@
                 <w:rFonts w:ascii="gobCL" w:hAnsi="gobCL"/>
                 <w:color w:val="000000" w:themeColor="text1"/>
               </w:rPr>
-              <w:t>Uso</w:t>
+              <w:t>Aspectos</w:t>
             </w:r>
             <w:proofErr w:type="spellEnd"/>
             <w:r>
@@ -1117,22 +1317,17 @@
                 <w:rFonts w:ascii="gobCL" w:hAnsi="gobCL"/>
                 <w:color w:val="000000" w:themeColor="text1"/>
               </w:rPr>
-              <w:t xml:space="preserve"> de IA (</w:t>
-            </w:r>
-            <w:r>
-              <w:rPr>
-                <w:rFonts w:ascii="gobCL" w:hAnsi="gobCL"/>
-                <w:color w:val="000000" w:themeColor="text1"/>
-              </w:rPr>
-              <w:t>2</w:t>
-            </w:r>
-            <w:r>
-              <w:rPr>
-                <w:rFonts w:ascii="gobCL" w:hAnsi="gobCL"/>
-                <w:color w:val="000000" w:themeColor="text1"/>
-              </w:rPr>
-              <w:t>50 palabras)</w:t>
-            </w:r>
+              <w:t xml:space="preserve"> </w:t>
+            </w:r>
+            <w:proofErr w:type="spellStart"/>
+            <w:r>
+              <w:rPr>
+                <w:rFonts w:ascii="gobCL" w:hAnsi="gobCL"/>
+                <w:color w:val="000000" w:themeColor="text1"/>
+              </w:rPr>
+              <w:t>formales</w:t>
+            </w:r>
+            <w:proofErr w:type="spellEnd"/>
           </w:p>
           <w:p>
             <w:pPr>
@@ -1166,7 +1361,7 @@
                 <w:rFonts w:ascii="gobCL" w:hAnsi="gobCL"/>
                 <w:color w:val="000000" w:themeColor="text1"/>
               </w:rPr>
-              <w:t>15 puntos</w:t>
+              <w:t>10 puntos</w:t>
             </w:r>
           </w:p>
         </w:tc>
@@ -1181,146 +1376,6 @@
                 <w:color w:val="000000" w:themeColor="text1"/>
                 <w:sz w:val="22"/>
                 <w:szCs w:val="22"/>
-                <w:lang w:val="es-CL"/>
-              </w:rPr>
-            </w:pPr>
-            <w:r>
-              <w:rPr>
-                <w:rFonts w:ascii="gobCL" w:hAnsi="gobCL"/>
-                <w:color w:val="000000" w:themeColor="text1"/>
-                <w:sz w:val="22"/>
-                <w:szCs w:val="22"/>
-                <w:lang w:val="es-CL"/>
-              </w:rPr>
-              <w:t xml:space="preserve">Describir herramientas utilizadas, </w:t>
-            </w:r>
-            <w:proofErr w:type="spellStart"/>
-            <w:r>
-              <w:rPr>
-                <w:rFonts w:ascii="gobCL" w:hAnsi="gobCL"/>
-                <w:color w:val="000000" w:themeColor="text1"/>
-                <w:sz w:val="22"/>
-                <w:szCs w:val="22"/>
-                <w:lang w:val="es-CL"/>
-              </w:rPr>
-              <w:t>prompts</w:t>
-            </w:r>
-            <w:proofErr w:type="spellEnd"/>
-            <w:r>
-              <w:rPr>
-                <w:rFonts w:ascii="gobCL" w:hAnsi="gobCL"/>
-                <w:color w:val="000000" w:themeColor="text1"/>
-                <w:sz w:val="22"/>
-                <w:szCs w:val="22"/>
-                <w:lang w:val="es-CL"/>
-              </w:rPr>
-              <w:t xml:space="preserve"> y cómo se modificaron los resultados.</w:t>
-            </w:r>
-          </w:p>
-          <w:p>
-            <w:pPr>
-              <w:rPr>
-                <w:rFonts w:ascii="gobCL" w:hAnsi="gobCL"/>
-                <w:color w:val="000000" w:themeColor="text1"/>
-                <w:sz w:val="22"/>
-                <w:szCs w:val="22"/>
-                <w:lang w:val="es-CL"/>
-              </w:rPr>
-            </w:pPr>
-          </w:p>
-        </w:tc>
-      </w:tr>
-      <w:tr>
-        <w:tc>
-          <w:tcPr>
-            <w:tcW w:w="4414" w:type="dxa"/>
-          </w:tcPr>
-          <w:p>
-            <w:pPr>
-              <w:pStyle w:val="Listaconnmeros"/>
-              <w:numPr>
-                <w:ilvl w:val="0"/>
-                <w:numId w:val="0"/>
-              </w:numPr>
-              <w:ind w:left="360" w:hanging="360"/>
-              <w:rPr>
-                <w:rFonts w:ascii="gobCL" w:hAnsi="gobCL"/>
-                <w:color w:val="000000" w:themeColor="text1"/>
-              </w:rPr>
-            </w:pPr>
-            <w:proofErr w:type="spellStart"/>
-            <w:r>
-              <w:rPr>
-                <w:rFonts w:ascii="gobCL" w:hAnsi="gobCL"/>
-                <w:color w:val="000000" w:themeColor="text1"/>
-              </w:rPr>
-              <w:t>Aspectos</w:t>
-            </w:r>
-            <w:proofErr w:type="spellEnd"/>
-            <w:r>
-              <w:rPr>
-                <w:rFonts w:ascii="gobCL" w:hAnsi="gobCL"/>
-                <w:color w:val="000000" w:themeColor="text1"/>
-              </w:rPr>
-              <w:t xml:space="preserve"> </w:t>
-            </w:r>
-            <w:proofErr w:type="spellStart"/>
-            <w:r>
-              <w:rPr>
-                <w:rFonts w:ascii="gobCL" w:hAnsi="gobCL"/>
-                <w:color w:val="000000" w:themeColor="text1"/>
-              </w:rPr>
-              <w:t>formales</w:t>
-            </w:r>
-            <w:proofErr w:type="spellEnd"/>
-          </w:p>
-          <w:p>
-            <w:pPr>
-              <w:pStyle w:val="Listaconnmeros"/>
-              <w:numPr>
-                <w:ilvl w:val="0"/>
-                <w:numId w:val="0"/>
-              </w:numPr>
-              <w:ind w:left="360" w:hanging="360"/>
-              <w:rPr>
-                <w:rFonts w:ascii="gobCL" w:hAnsi="gobCL"/>
-                <w:color w:val="000000" w:themeColor="text1"/>
-              </w:rPr>
-            </w:pPr>
-          </w:p>
-          <w:p>
-            <w:pPr>
-              <w:pStyle w:val="Listaconnmeros"/>
-              <w:numPr>
-                <w:ilvl w:val="0"/>
-                <w:numId w:val="0"/>
-              </w:numPr>
-              <w:ind w:left="360" w:hanging="360"/>
-              <w:rPr>
-                <w:rFonts w:ascii="gobCL" w:hAnsi="gobCL"/>
-                <w:color w:val="000000" w:themeColor="text1"/>
-              </w:rPr>
-            </w:pPr>
-            <w:r>
-              <w:rPr>
-                <w:rFonts w:ascii="gobCL" w:hAnsi="gobCL"/>
-                <w:color w:val="000000" w:themeColor="text1"/>
-              </w:rPr>
-              <w:t>10 puntos</w:t>
-            </w:r>
-          </w:p>
-        </w:tc>
-        <w:tc>
-          <w:tcPr>
-            <w:tcW w:w="4414" w:type="dxa"/>
-          </w:tcPr>
-          <w:p>
-            <w:pPr>
-              <w:rPr>
-                <w:rFonts w:ascii="gobCL" w:hAnsi="gobCL"/>
-                <w:color w:val="000000" w:themeColor="text1"/>
-                <w:sz w:val="22"/>
-                <w:szCs w:val="22"/>
                 <w:lang w:val="es-ES"/>
               </w:rPr>
             </w:pPr>
@@ -1407,9 +1462,11 @@
                 <w:szCs w:val="22"/>
                 <w:lang w:val="es-ES"/>
               </w:rPr>
-              <w:t xml:space="preserve">- Máximo de páginas: </w:t>
-            </w:r>
-            <w:r>
+              <w:t>- Máximo de páginas: 1400 – 1500 palabras</w:t>
+            </w:r>
+          </w:p>
+          <w:p>
+            <w:pPr>
               <w:rPr>
                 <w:rFonts w:ascii="gobCL" w:hAnsi="gobCL"/>
                 <w:color w:val="000000" w:themeColor="text1"/>
@@ -1417,11 +1474,8 @@
                 <w:szCs w:val="22"/>
                 <w:lang w:val="es-ES"/>
               </w:rPr>
-              <w:t>1400 – 1500 palabras</w:t>
-            </w:r>
-          </w:p>
-          <w:p>
-            <w:pPr>
+            </w:pPr>
+            <w:r>
               <w:rPr>
                 <w:rFonts w:ascii="gobCL" w:hAnsi="gobCL"/>
                 <w:color w:val="000000" w:themeColor="text1"/>
@@ -1429,6 +1483,18 @@
                 <w:szCs w:val="22"/>
                 <w:lang w:val="es-ES"/>
               </w:rPr>
+              <w:t xml:space="preserve">- Cumple fecha de entrega </w:t>
+            </w:r>
+          </w:p>
+          <w:p>
+            <w:pPr>
+              <w:rPr>
+                <w:rFonts w:ascii="gobCL" w:hAnsi="gobCL"/>
+                <w:color w:val="000000" w:themeColor="text1"/>
+                <w:sz w:val="22"/>
+                <w:szCs w:val="22"/>
+                <w:lang w:val="es-CL"/>
+              </w:rPr>
             </w:pPr>
             <w:r>
               <w:rPr>
@@ -1438,19 +1504,8 @@
                 <w:szCs w:val="22"/>
                 <w:lang w:val="es-ES"/>
               </w:rPr>
-              <w:t xml:space="preserve">- Cumple fecha de entrega </w:t>
-            </w:r>
-          </w:p>
-          <w:p>
-            <w:pPr>
-              <w:rPr>
-                <w:rFonts w:ascii="gobCL" w:hAnsi="gobCL"/>
-                <w:color w:val="000000" w:themeColor="text1"/>
-                <w:sz w:val="22"/>
-                <w:szCs w:val="22"/>
-                <w:lang w:val="es-CL"/>
-              </w:rPr>
-            </w:pPr>
+              <w:t>- Formato APA</w:t>
+            </w:r>
             <w:r>
               <w:rPr>
                 <w:rFonts w:ascii="gobCL" w:hAnsi="gobCL"/>
@@ -1459,7 +1514,7 @@
                 <w:szCs w:val="22"/>
                 <w:lang w:val="es-ES"/>
               </w:rPr>
-              <w:t>- Formato APA</w:t>
+              <w:t xml:space="preserve"> 7</w:t>
             </w:r>
           </w:p>
         </w:tc>
@@ -1467,30 +1522,16 @@
     </w:tbl>
     <w:p>
       <w:pPr>
-        <w:rPr>
-          <w:rFonts w:ascii="gobCL" w:hAnsi="gobCL"/>
-          <w:lang w:val="es-CL"/>
+        <w:shd w:val="clear" w:color="auto" w:fill="FFFFFF" w:themeFill="background1"/>
+        <w:spacing w:line="360" w:lineRule="auto"/>
+        <w:rPr>
+          <w:rFonts w:ascii="gobCL" w:hAnsi="gobCL"/>
+          <w:lang w:val="es-ES"/>
         </w:rPr>
       </w:pPr>
     </w:p>
     <w:p>
       <w:pPr>
-        <w:rPr>
-          <w:rFonts w:ascii="gobCL" w:hAnsi="gobCL"/>
-          <w:lang w:val="es-CL"/>
-        </w:rPr>
-      </w:pPr>
-    </w:p>
-    <w:p>
-      <w:pPr>
-        <w:rPr>
-          <w:rFonts w:ascii="gobCL" w:hAnsi="gobCL"/>
-          <w:lang w:val="es-ES"/>
-        </w:rPr>
-      </w:pPr>
-    </w:p>
-    <w:p>
-      <w:pPr>
         <w:shd w:val="clear" w:color="auto" w:fill="FFFFFF" w:themeFill="background1"/>
         <w:spacing w:line="360" w:lineRule="auto"/>
         <w:rPr>
@@ -1579,7 +1620,7 @@
           <w:b/>
           <w:lang w:val="es-ES"/>
         </w:rPr>
-        <w:t>28</w:t>
+        <w:t>08</w:t>
       </w:r>
       <w:r>
         <w:rPr>
@@ -1595,7 +1636,7 @@
           <w:b/>
           <w:lang w:val="es-ES"/>
         </w:rPr>
-        <w:t>abril</w:t>
+        <w:t>mayo</w:t>
       </w:r>
       <w:r>
         <w:rPr>
@@ -1862,17 +1903,7 @@
                 <w:szCs w:val="22"/>
                 <w:lang w:val="es-CL"/>
               </w:rPr>
-              <w:t xml:space="preserve">Versión revisada </w:t>
-            </w:r>
-            <w:r>
-              <w:rPr>
-                <w:rFonts w:ascii="gobCL" w:hAnsi="gobCL"/>
-                <w:color w:val="000000" w:themeColor="text1"/>
-                <w:sz w:val="22"/>
-                <w:szCs w:val="22"/>
-                <w:lang w:val="es-CL"/>
-              </w:rPr>
-              <w:t xml:space="preserve"> (</w:t>
+              <w:t>Versión revisada  (</w:t>
             </w:r>
             <w:r>
               <w:rPr>
@@ -1892,17 +1923,7 @@
                 <w:szCs w:val="22"/>
                 <w:lang w:val="es-CL"/>
               </w:rPr>
-              <w:t>0</w:t>
-            </w:r>
-            <w:r>
-              <w:rPr>
-                <w:rFonts w:ascii="gobCL" w:hAnsi="gobCL"/>
-                <w:color w:val="000000" w:themeColor="text1"/>
-                <w:sz w:val="22"/>
-                <w:szCs w:val="22"/>
-                <w:lang w:val="es-CL"/>
-              </w:rPr>
-              <w:t>0 palabras)</w:t>
+              <w:t>00 palabras)</w:t>
             </w:r>
           </w:p>
           <w:p>
@@ -2038,15 +2059,7 @@
                 <w:color w:val="000000" w:themeColor="text1"/>
                 <w:lang w:val="es-CL"/>
               </w:rPr>
-              <w:t>Diseño</w:t>
-            </w:r>
-            <w:r>
-              <w:rPr>
-                <w:rFonts w:ascii="gobCL" w:hAnsi="gobCL"/>
-                <w:color w:val="000000" w:themeColor="text1"/>
-                <w:lang w:val="es-CL"/>
-              </w:rPr>
-              <w:t xml:space="preserve"> de investigación (</w:t>
+              <w:t>Diseño de investigación (</w:t>
             </w:r>
             <w:r>
               <w:rPr>
@@ -2083,17 +2096,7 @@
                 <w:szCs w:val="22"/>
                 <w:lang w:val="es-CL"/>
               </w:rPr>
-              <w:t>20</w:t>
-            </w:r>
-            <w:r>
-              <w:rPr>
-                <w:rFonts w:ascii="gobCL" w:hAnsi="gobCL"/>
-                <w:color w:val="000000" w:themeColor="text1"/>
-                <w:sz w:val="22"/>
-                <w:szCs w:val="22"/>
-                <w:lang w:val="es-CL"/>
-              </w:rPr>
-              <w:t xml:space="preserve"> puntos</w:t>
+              <w:t>20 puntos</w:t>
             </w:r>
           </w:p>
         </w:tc>
@@ -2294,15 +2297,7 @@
                 <w:color w:val="000000" w:themeColor="text1"/>
                 <w:lang w:val="es-CL"/>
               </w:rPr>
-              <w:t>0</w:t>
-            </w:r>
-            <w:r>
-              <w:rPr>
-                <w:rFonts w:ascii="gobCL" w:hAnsi="gobCL"/>
-                <w:color w:val="000000" w:themeColor="text1"/>
-                <w:lang w:val="es-CL"/>
-              </w:rPr>
-              <w:t>0 palabras)</w:t>
+              <w:t>00 palabras)</w:t>
             </w:r>
           </w:p>
           <w:p>
@@ -2372,16 +2367,7 @@
                 <w:szCs w:val="22"/>
                 <w:lang w:val="es-CL"/>
               </w:rPr>
-              <w:t>Definir variables, conceptos y cómo se medirán</w:t>
-            </w:r>
-            <w:r>
-              <w:rPr>
-                <w:rFonts w:ascii="gobCL" w:hAnsi="gobCL"/>
-                <w:sz w:val="22"/>
-                <w:szCs w:val="22"/>
-                <w:lang w:val="es-CL"/>
-              </w:rPr>
-              <w:t>/evaluarán.</w:t>
+              <w:t>Definir variables, conceptos y cómo se medirán/evaluarán.</w:t>
             </w:r>
           </w:p>
           <w:p>
@@ -2875,6 +2861,16 @@
               </w:rPr>
               <w:t>- Formato APA</w:t>
             </w:r>
+            <w:r>
+              <w:rPr>
+                <w:rFonts w:ascii="gobCL" w:hAnsi="gobCL"/>
+                <w:color w:val="000000" w:themeColor="text1"/>
+                <w:sz w:val="22"/>
+                <w:szCs w:val="22"/>
+                <w:lang w:val="es-ES"/>
+              </w:rPr>
+              <w:t xml:space="preserve"> 7</w:t>
+            </w:r>
           </w:p>
         </w:tc>
       </w:tr>
@@ -3024,7 +3020,14 @@
           <w:rFonts w:ascii="gobCL" w:hAnsi="gobCL"/>
           <w:lang w:val="es-ES"/>
         </w:rPr>
-        <w:t>Deben asistir al menos a una reunión con su grupo de ayudantes.</w:t>
+        <w:t>Deben asistir al menos a una reunión con su grupo de ayudantes</w:t>
+      </w:r>
+      <w:r>
+        <w:rPr>
+          <w:rFonts w:ascii="gobCL" w:hAnsi="gobCL"/>
+          <w:lang w:val="es-ES"/>
+        </w:rPr>
+        <w:t>.</w:t>
       </w:r>
     </w:p>
     <w:p>
